--- a/DFD_Exercise/Cau10/Bảng chức năngB10.docx
+++ b/DFD_Exercise/Cau10/Bảng chức năngB10.docx
@@ -1052,10 +1052,7 @@
               <w:jc w:val="center"/>
             </w:pPr>
             <w:r>
-              <w:t>1.2</w:t>
-            </w:r>
-            <w:r>
-              <w:t>.1</w:t>
+              <w:t>1.2.1</w:t>
             </w:r>
           </w:p>
         </w:tc>
@@ -1376,10 +1373,7 @@
               <w:jc w:val="center"/>
             </w:pPr>
             <w:r>
-              <w:t>1.2</w:t>
-            </w:r>
-            <w:r>
-              <w:t>.2</w:t>
+              <w:t>1.2.2</w:t>
             </w:r>
           </w:p>
         </w:tc>
@@ -1695,10 +1689,7 @@
               <w:jc w:val="center"/>
             </w:pPr>
             <w:r>
-              <w:t>1.2</w:t>
-            </w:r>
-            <w:r>
-              <w:t>.3</w:t>
+              <w:t>1.2.3</w:t>
             </w:r>
           </w:p>
         </w:tc>
@@ -2178,10 +2169,7 @@
               <w:jc w:val="center"/>
             </w:pPr>
             <w:r>
-              <w:t>1.3</w:t>
-            </w:r>
-            <w:r>
-              <w:t>.1</w:t>
+              <w:t>1.3.1</w:t>
             </w:r>
           </w:p>
         </w:tc>
@@ -2456,10 +2444,7 @@
               <w:jc w:val="center"/>
             </w:pPr>
             <w:r>
-              <w:t>1.3</w:t>
-            </w:r>
-            <w:r>
-              <w:t>.2</w:t>
+              <w:t>1.3.2</w:t>
             </w:r>
           </w:p>
         </w:tc>
@@ -2793,10 +2778,7 @@
               <w:jc w:val="center"/>
             </w:pPr>
             <w:r>
-              <w:t>1.3</w:t>
-            </w:r>
-            <w:r>
-              <w:t>.3</w:t>
+              <w:t>1.3.3</w:t>
             </w:r>
           </w:p>
         </w:tc>
@@ -3245,10 +3227,7 @@
               <w:jc w:val="center"/>
             </w:pPr>
             <w:r>
-              <w:t>1.4</w:t>
-            </w:r>
-            <w:r>
-              <w:t>.1</w:t>
+              <w:t>1.4.1</w:t>
             </w:r>
           </w:p>
         </w:tc>
@@ -3460,10 +3439,7 @@
               <w:jc w:val="center"/>
             </w:pPr>
             <w:r>
-              <w:t>1.4</w:t>
-            </w:r>
-            <w:r>
-              <w:t>.2</w:t>
+              <w:t>1.4.2</w:t>
             </w:r>
           </w:p>
         </w:tc>
@@ -3683,10 +3659,7 @@
               <w:jc w:val="center"/>
             </w:pPr>
             <w:r>
-              <w:t>1.4</w:t>
-            </w:r>
-            <w:r>
-              <w:t>.3</w:t>
+              <w:t>1.4.3</w:t>
             </w:r>
           </w:p>
         </w:tc>
@@ -3827,10 +3800,7 @@
           </w:tcPr>
           <w:p>
             <w:r>
-              <w:t>*</w:t>
-            </w:r>
-            <w:r>
-              <w:t>HDV</w:t>
+              <w:t>*HDV</w:t>
             </w:r>
           </w:p>
           <w:p>
@@ -4442,10 +4412,7 @@
           </w:tcPr>
           <w:p>
             <w:r>
-              <w:t>*</w:t>
-            </w:r>
-            <w:r>
-              <w:t>Tour</w:t>
+              <w:t>*Tour</w:t>
             </w:r>
           </w:p>
           <w:p>
@@ -5717,6 +5684,7 @@
             <w:r>
               <w:t xml:space="preserve">- </w:t>
             </w:r>
+            <w:bookmarkStart w:id="0" w:name="_GoBack"/>
             <w:proofErr w:type="spellStart"/>
             <w:r>
               <w:t>Yêu</w:t>
@@ -5777,6 +5745,7 @@
             <w:r>
               <w:t>trình</w:t>
             </w:r>
+            <w:bookmarkEnd w:id="0"/>
             <w:proofErr w:type="spellEnd"/>
           </w:p>
         </w:tc>
@@ -6626,6 +6595,218 @@
             </w:r>
             <w:proofErr w:type="spellStart"/>
             <w:r>
+              <w:t>Yêu</w:t>
+            </w:r>
+            <w:proofErr w:type="spellEnd"/>
+            <w:r>
+              <w:t xml:space="preserve"> </w:t>
+            </w:r>
+            <w:proofErr w:type="spellStart"/>
+            <w:r>
+              <w:t>cầu</w:t>
+            </w:r>
+            <w:proofErr w:type="spellEnd"/>
+            <w:r>
+              <w:t xml:space="preserve"> </w:t>
+            </w:r>
+            <w:proofErr w:type="spellStart"/>
+            <w:r>
+              <w:t>tạo</w:t>
+            </w:r>
+            <w:proofErr w:type="spellEnd"/>
+            <w:r>
+              <w:t xml:space="preserve"> </w:t>
+            </w:r>
+            <w:proofErr w:type="spellStart"/>
+            <w:r>
+              <w:t>hoặc</w:t>
+            </w:r>
+            <w:proofErr w:type="spellEnd"/>
+            <w:r>
+              <w:t xml:space="preserve"> </w:t>
+            </w:r>
+            <w:proofErr w:type="spellStart"/>
+            <w:r>
+              <w:t>chỉnh</w:t>
+            </w:r>
+            <w:proofErr w:type="spellEnd"/>
+            <w:r>
+              <w:t xml:space="preserve"> </w:t>
+            </w:r>
+            <w:proofErr w:type="spellStart"/>
+            <w:r>
+              <w:t>sửa</w:t>
+            </w:r>
+            <w:proofErr w:type="spellEnd"/>
+            <w:r>
+              <w:t xml:space="preserve"> </w:t>
+            </w:r>
+            <w:proofErr w:type="spellStart"/>
+            <w:r>
+              <w:t>lịch</w:t>
+            </w:r>
+            <w:proofErr w:type="spellEnd"/>
+            <w:r>
+              <w:t xml:space="preserve"> </w:t>
+            </w:r>
+            <w:proofErr w:type="spellStart"/>
+            <w:r>
+              <w:t>trình</w:t>
+            </w:r>
+            <w:proofErr w:type="spellEnd"/>
+          </w:p>
+          <w:p>
+            <w:r>
+              <w:t>*</w:t>
+            </w:r>
+            <w:proofErr w:type="spellStart"/>
+            <w:r>
+              <w:t>Khách</w:t>
+            </w:r>
+            <w:proofErr w:type="spellEnd"/>
+            <w:r>
+              <w:t xml:space="preserve"> hang</w:t>
+            </w:r>
+          </w:p>
+          <w:p>
+            <w:r>
+              <w:t xml:space="preserve">- </w:t>
+            </w:r>
+            <w:proofErr w:type="spellStart"/>
+            <w:r>
+              <w:t>Yêu</w:t>
+            </w:r>
+            <w:proofErr w:type="spellEnd"/>
+            <w:r>
+              <w:t xml:space="preserve"> </w:t>
+            </w:r>
+            <w:proofErr w:type="spellStart"/>
+            <w:r>
+              <w:t>cầu</w:t>
+            </w:r>
+            <w:proofErr w:type="spellEnd"/>
+            <w:r>
+              <w:t xml:space="preserve"> </w:t>
+            </w:r>
+            <w:proofErr w:type="spellStart"/>
+            <w:r>
+              <w:t>đặt</w:t>
+            </w:r>
+            <w:proofErr w:type="spellEnd"/>
+            <w:r>
+              <w:t xml:space="preserve"> tour</w:t>
+            </w:r>
+          </w:p>
+          <w:p>
+            <w:r>
+              <w:t xml:space="preserve">- </w:t>
+            </w:r>
+            <w:proofErr w:type="spellStart"/>
+            <w:r>
+              <w:t>Thông</w:t>
+            </w:r>
+            <w:proofErr w:type="spellEnd"/>
+            <w:r>
+              <w:t xml:space="preserve"> tin </w:t>
+            </w:r>
+            <w:proofErr w:type="spellStart"/>
+            <w:r>
+              <w:t>khách</w:t>
+            </w:r>
+            <w:proofErr w:type="spellEnd"/>
+            <w:r>
+              <w:t xml:space="preserve"> </w:t>
+            </w:r>
+            <w:proofErr w:type="spellStart"/>
+            <w:r>
+              <w:t>hàng</w:t>
+            </w:r>
+            <w:proofErr w:type="spellEnd"/>
+          </w:p>
+        </w:tc>
+        <w:tc>
+          <w:tcPr>
+            <w:tcW w:w="1503" w:type="dxa"/>
+          </w:tcPr>
+          <w:p>
+            <w:r>
+              <w:t>*</w:t>
+            </w:r>
+            <w:proofErr w:type="spellStart"/>
+            <w:r>
+              <w:t>Khách</w:t>
+            </w:r>
+            <w:proofErr w:type="spellEnd"/>
+            <w:r>
+              <w:t xml:space="preserve"> hang</w:t>
+            </w:r>
+          </w:p>
+          <w:p>
+            <w:r>
+              <w:t xml:space="preserve">- </w:t>
+            </w:r>
+            <w:proofErr w:type="spellStart"/>
+            <w:r>
+              <w:t>Xác</w:t>
+            </w:r>
+            <w:proofErr w:type="spellEnd"/>
+            <w:r>
+              <w:t xml:space="preserve"> </w:t>
+            </w:r>
+            <w:proofErr w:type="spellStart"/>
+            <w:r>
+              <w:t>nhận</w:t>
+            </w:r>
+            <w:proofErr w:type="spellEnd"/>
+            <w:r>
+              <w:t xml:space="preserve"> </w:t>
+            </w:r>
+            <w:proofErr w:type="spellStart"/>
+            <w:r>
+              <w:t>đặt</w:t>
+            </w:r>
+            <w:proofErr w:type="spellEnd"/>
+            <w:r>
+              <w:t xml:space="preserve"> </w:t>
+            </w:r>
+            <w:proofErr w:type="spellStart"/>
+            <w:r>
+              <w:t>thành</w:t>
+            </w:r>
+            <w:proofErr w:type="spellEnd"/>
+            <w:r>
+              <w:t xml:space="preserve"> </w:t>
+            </w:r>
+            <w:proofErr w:type="spellStart"/>
+            <w:r>
+              <w:t>công</w:t>
+            </w:r>
+            <w:proofErr w:type="spellEnd"/>
+          </w:p>
+          <w:p>
+            <w:r>
+              <w:t>*</w:t>
+            </w:r>
+            <w:proofErr w:type="spellStart"/>
+            <w:r>
+              <w:t>Nhân</w:t>
+            </w:r>
+            <w:proofErr w:type="spellEnd"/>
+            <w:r>
+              <w:t xml:space="preserve"> </w:t>
+            </w:r>
+            <w:proofErr w:type="spellStart"/>
+            <w:r>
+              <w:t>viên</w:t>
+            </w:r>
+            <w:proofErr w:type="spellEnd"/>
+          </w:p>
+          <w:p>
+            <w:r>
+              <w:t xml:space="preserve">- </w:t>
+            </w:r>
+            <w:proofErr w:type="spellStart"/>
+            <w:r>
               <w:t>Danh</w:t>
             </w:r>
             <w:proofErr w:type="spellEnd"/>
@@ -6642,57 +6823,188 @@
             </w:r>
             <w:proofErr w:type="spellStart"/>
             <w:r>
-              <w:t>điểm</w:t>
-            </w:r>
-            <w:proofErr w:type="spellEnd"/>
-            <w:r>
-              <w:t xml:space="preserve"> </w:t>
-            </w:r>
-            <w:proofErr w:type="spellStart"/>
-            <w:r>
-              <w:t>tham</w:t>
-            </w:r>
-            <w:proofErr w:type="spellEnd"/>
-            <w:r>
-              <w:t xml:space="preserve"> </w:t>
-            </w:r>
-            <w:proofErr w:type="spellStart"/>
-            <w:r>
-              <w:t>quan</w:t>
-            </w:r>
-            <w:proofErr w:type="spellEnd"/>
-          </w:p>
-          <w:p>
-            <w:r>
-              <w:t xml:space="preserve">- </w:t>
-            </w:r>
-            <w:proofErr w:type="spellStart"/>
-            <w:r>
-              <w:t>Yêu</w:t>
-            </w:r>
-            <w:proofErr w:type="spellEnd"/>
-            <w:r>
-              <w:t xml:space="preserve"> </w:t>
-            </w:r>
-            <w:proofErr w:type="spellStart"/>
-            <w:r>
-              <w:t>cầu</w:t>
-            </w:r>
-            <w:proofErr w:type="spellEnd"/>
-            <w:r>
-              <w:t xml:space="preserve"> </w:t>
-            </w:r>
-            <w:proofErr w:type="spellStart"/>
-            <w:r>
-              <w:t>tạo</w:t>
-            </w:r>
-            <w:proofErr w:type="spellEnd"/>
-            <w:r>
-              <w:t xml:space="preserve"> </w:t>
-            </w:r>
-            <w:proofErr w:type="spellStart"/>
-            <w:r>
-              <w:t>hoặc</w:t>
+              <w:t>khách</w:t>
+            </w:r>
+            <w:proofErr w:type="spellEnd"/>
+            <w:r>
+              <w:t xml:space="preserve"> hang</w:t>
+            </w:r>
+          </w:p>
+          <w:p>
+            <w:r>
+              <w:t xml:space="preserve">- </w:t>
+            </w:r>
+            <w:proofErr w:type="spellStart"/>
+            <w:r>
+              <w:t>Thông</w:t>
+            </w:r>
+            <w:proofErr w:type="spellEnd"/>
+            <w:r>
+              <w:t xml:space="preserve"> </w:t>
+            </w:r>
+            <w:proofErr w:type="spellStart"/>
+            <w:r>
+              <w:t>báo</w:t>
+            </w:r>
+            <w:proofErr w:type="spellEnd"/>
+            <w:r>
+              <w:t xml:space="preserve"> </w:t>
+            </w:r>
+            <w:proofErr w:type="spellStart"/>
+            <w:r>
+              <w:t>có</w:t>
+            </w:r>
+            <w:proofErr w:type="spellEnd"/>
+            <w:r>
+              <w:t xml:space="preserve"> </w:t>
+            </w:r>
+            <w:proofErr w:type="spellStart"/>
+            <w:r>
+              <w:t>trùng</w:t>
+            </w:r>
+            <w:proofErr w:type="spellEnd"/>
+            <w:r>
+              <w:t xml:space="preserve"> </w:t>
+            </w:r>
+            <w:proofErr w:type="spellStart"/>
+            <w:r>
+              <w:t>lịch</w:t>
+            </w:r>
+            <w:proofErr w:type="spellEnd"/>
+            <w:r>
+              <w:t xml:space="preserve"> </w:t>
+            </w:r>
+            <w:proofErr w:type="spellStart"/>
+            <w:r>
+              <w:t>không</w:t>
+            </w:r>
+            <w:proofErr w:type="spellEnd"/>
+          </w:p>
+          <w:p>
+            <w:r>
+              <w:t>*</w:t>
+            </w:r>
+            <w:proofErr w:type="spellStart"/>
+            <w:r>
+              <w:t>Kế</w:t>
+            </w:r>
+            <w:proofErr w:type="spellEnd"/>
+            <w:r>
+              <w:t xml:space="preserve"> </w:t>
+            </w:r>
+            <w:proofErr w:type="spellStart"/>
+            <w:r>
+              <w:t>toán</w:t>
+            </w:r>
+            <w:proofErr w:type="spellEnd"/>
+          </w:p>
+          <w:p>
+            <w:r>
+              <w:t xml:space="preserve">- </w:t>
+            </w:r>
+            <w:proofErr w:type="spellStart"/>
+            <w:r>
+              <w:t>Lương</w:t>
+            </w:r>
+            <w:proofErr w:type="spellEnd"/>
+            <w:r>
+              <w:t xml:space="preserve"> </w:t>
+            </w:r>
+            <w:proofErr w:type="spellStart"/>
+            <w:r>
+              <w:t>cơ</w:t>
+            </w:r>
+            <w:proofErr w:type="spellEnd"/>
+            <w:r>
+              <w:t xml:space="preserve"> </w:t>
+            </w:r>
+            <w:proofErr w:type="spellStart"/>
+            <w:r>
+              <w:t>bản</w:t>
+            </w:r>
+            <w:proofErr w:type="spellEnd"/>
+            <w:r>
+              <w:t xml:space="preserve"> &amp; </w:t>
+            </w:r>
+            <w:proofErr w:type="spellStart"/>
+            <w:r>
+              <w:t>lịch</w:t>
+            </w:r>
+            <w:proofErr w:type="spellEnd"/>
+            <w:r>
+              <w:t xml:space="preserve"> </w:t>
+            </w:r>
+            <w:proofErr w:type="spellStart"/>
+            <w:r>
+              <w:t>làm</w:t>
+            </w:r>
+            <w:proofErr w:type="spellEnd"/>
+            <w:r>
+              <w:t xml:space="preserve"> </w:t>
+            </w:r>
+            <w:proofErr w:type="spellStart"/>
+            <w:r>
+              <w:t>của</w:t>
+            </w:r>
+            <w:proofErr w:type="spellEnd"/>
+            <w:r>
+              <w:t xml:space="preserve"> HDV</w:t>
+            </w:r>
+          </w:p>
+          <w:p>
+            <w:r>
+              <w:t>*HDV</w:t>
+            </w:r>
+          </w:p>
+          <w:p>
+            <w:r>
+              <w:t xml:space="preserve">- </w:t>
+            </w:r>
+            <w:proofErr w:type="spellStart"/>
+            <w:r>
+              <w:t>Thông</w:t>
+            </w:r>
+            <w:proofErr w:type="spellEnd"/>
+            <w:r>
+              <w:t xml:space="preserve"> </w:t>
+            </w:r>
+            <w:proofErr w:type="spellStart"/>
+            <w:r>
+              <w:t>báo</w:t>
+            </w:r>
+            <w:proofErr w:type="spellEnd"/>
+            <w:r>
+              <w:t xml:space="preserve"> </w:t>
+            </w:r>
+            <w:proofErr w:type="spellStart"/>
+            <w:r>
+              <w:t>phân</w:t>
+            </w:r>
+            <w:proofErr w:type="spellEnd"/>
+            <w:r>
+              <w:t xml:space="preserve"> </w:t>
+            </w:r>
+            <w:proofErr w:type="spellStart"/>
+            <w:r>
+              <w:t>công</w:t>
+            </w:r>
+            <w:proofErr w:type="spellEnd"/>
+          </w:p>
+          <w:p>
+            <w:r>
+              <w:t xml:space="preserve">- </w:t>
+            </w:r>
+            <w:proofErr w:type="spellStart"/>
+            <w:r>
+              <w:t>Thông</w:t>
+            </w:r>
+            <w:proofErr w:type="spellEnd"/>
+            <w:r>
+              <w:t xml:space="preserve"> </w:t>
+            </w:r>
+            <w:proofErr w:type="spellStart"/>
+            <w:r>
+              <w:t>báo</w:t>
             </w:r>
             <w:proofErr w:type="spellEnd"/>
             <w:r>
@@ -6711,391 +7023,6 @@
               <w:t>sửa</w:t>
             </w:r>
             <w:proofErr w:type="spellEnd"/>
-            <w:r>
-              <w:t xml:space="preserve"> </w:t>
-            </w:r>
-            <w:proofErr w:type="spellStart"/>
-            <w:r>
-              <w:t>lịch</w:t>
-            </w:r>
-            <w:proofErr w:type="spellEnd"/>
-            <w:r>
-              <w:t xml:space="preserve"> </w:t>
-            </w:r>
-            <w:proofErr w:type="spellStart"/>
-            <w:r>
-              <w:t>trình</w:t>
-            </w:r>
-            <w:proofErr w:type="spellEnd"/>
-          </w:p>
-          <w:p>
-            <w:r>
-              <w:t>*</w:t>
-            </w:r>
-            <w:proofErr w:type="spellStart"/>
-            <w:r>
-              <w:t>Khách</w:t>
-            </w:r>
-            <w:proofErr w:type="spellEnd"/>
-            <w:r>
-              <w:t xml:space="preserve"> hang</w:t>
-            </w:r>
-          </w:p>
-          <w:p>
-            <w:r>
-              <w:t xml:space="preserve">- </w:t>
-            </w:r>
-            <w:proofErr w:type="spellStart"/>
-            <w:r>
-              <w:t>Yêu</w:t>
-            </w:r>
-            <w:proofErr w:type="spellEnd"/>
-            <w:r>
-              <w:t xml:space="preserve"> </w:t>
-            </w:r>
-            <w:proofErr w:type="spellStart"/>
-            <w:r>
-              <w:t>cầu</w:t>
-            </w:r>
-            <w:proofErr w:type="spellEnd"/>
-            <w:r>
-              <w:t xml:space="preserve"> </w:t>
-            </w:r>
-            <w:proofErr w:type="spellStart"/>
-            <w:r>
-              <w:t>đặt</w:t>
-            </w:r>
-            <w:proofErr w:type="spellEnd"/>
-            <w:r>
-              <w:t xml:space="preserve"> tour</w:t>
-            </w:r>
-          </w:p>
-          <w:p>
-            <w:r>
-              <w:t xml:space="preserve">- </w:t>
-            </w:r>
-            <w:proofErr w:type="spellStart"/>
-            <w:r>
-              <w:t>Thông</w:t>
-            </w:r>
-            <w:proofErr w:type="spellEnd"/>
-            <w:r>
-              <w:t xml:space="preserve"> tin </w:t>
-            </w:r>
-            <w:proofErr w:type="spellStart"/>
-            <w:r>
-              <w:t>khách</w:t>
-            </w:r>
-            <w:proofErr w:type="spellEnd"/>
-            <w:r>
-              <w:t xml:space="preserve"> </w:t>
-            </w:r>
-            <w:proofErr w:type="spellStart"/>
-            <w:r>
-              <w:t>hàng</w:t>
-            </w:r>
-            <w:proofErr w:type="spellEnd"/>
-          </w:p>
-        </w:tc>
-        <w:tc>
-          <w:tcPr>
-            <w:tcW w:w="1503" w:type="dxa"/>
-          </w:tcPr>
-          <w:p>
-            <w:r>
-              <w:t>*</w:t>
-            </w:r>
-            <w:proofErr w:type="spellStart"/>
-            <w:r>
-              <w:t>Khách</w:t>
-            </w:r>
-            <w:proofErr w:type="spellEnd"/>
-            <w:r>
-              <w:t xml:space="preserve"> hang</w:t>
-            </w:r>
-          </w:p>
-          <w:p>
-            <w:r>
-              <w:t xml:space="preserve">- </w:t>
-            </w:r>
-            <w:proofErr w:type="spellStart"/>
-            <w:r>
-              <w:t>Xác</w:t>
-            </w:r>
-            <w:proofErr w:type="spellEnd"/>
-            <w:r>
-              <w:t xml:space="preserve"> </w:t>
-            </w:r>
-            <w:proofErr w:type="spellStart"/>
-            <w:r>
-              <w:t>nhận</w:t>
-            </w:r>
-            <w:proofErr w:type="spellEnd"/>
-            <w:r>
-              <w:t xml:space="preserve"> </w:t>
-            </w:r>
-            <w:proofErr w:type="spellStart"/>
-            <w:r>
-              <w:t>đặt</w:t>
-            </w:r>
-            <w:proofErr w:type="spellEnd"/>
-            <w:r>
-              <w:t xml:space="preserve"> </w:t>
-            </w:r>
-            <w:proofErr w:type="spellStart"/>
-            <w:r>
-              <w:t>thành</w:t>
-            </w:r>
-            <w:proofErr w:type="spellEnd"/>
-            <w:r>
-              <w:t xml:space="preserve"> </w:t>
-            </w:r>
-            <w:proofErr w:type="spellStart"/>
-            <w:r>
-              <w:t>công</w:t>
-            </w:r>
-            <w:proofErr w:type="spellEnd"/>
-          </w:p>
-          <w:p>
-            <w:r>
-              <w:t>*</w:t>
-            </w:r>
-            <w:proofErr w:type="spellStart"/>
-            <w:r>
-              <w:t>Nhân</w:t>
-            </w:r>
-            <w:proofErr w:type="spellEnd"/>
-            <w:r>
-              <w:t xml:space="preserve"> </w:t>
-            </w:r>
-            <w:proofErr w:type="spellStart"/>
-            <w:r>
-              <w:t>viên</w:t>
-            </w:r>
-            <w:proofErr w:type="spellEnd"/>
-          </w:p>
-          <w:p>
-            <w:r>
-              <w:t xml:space="preserve">- </w:t>
-            </w:r>
-            <w:proofErr w:type="spellStart"/>
-            <w:r>
-              <w:t>Danh</w:t>
-            </w:r>
-            <w:proofErr w:type="spellEnd"/>
-            <w:r>
-              <w:t xml:space="preserve"> </w:t>
-            </w:r>
-            <w:proofErr w:type="spellStart"/>
-            <w:r>
-              <w:t>sách</w:t>
-            </w:r>
-            <w:proofErr w:type="spellEnd"/>
-            <w:r>
-              <w:t xml:space="preserve"> </w:t>
-            </w:r>
-            <w:proofErr w:type="spellStart"/>
-            <w:r>
-              <w:t>khách</w:t>
-            </w:r>
-            <w:proofErr w:type="spellEnd"/>
-            <w:r>
-              <w:t xml:space="preserve"> </w:t>
-            </w:r>
-            <w:r>
-              <w:t>hang</w:t>
-            </w:r>
-          </w:p>
-          <w:p>
-            <w:r>
-              <w:t xml:space="preserve">- </w:t>
-            </w:r>
-            <w:proofErr w:type="spellStart"/>
-            <w:r>
-              <w:t>Thông</w:t>
-            </w:r>
-            <w:proofErr w:type="spellEnd"/>
-            <w:r>
-              <w:t xml:space="preserve"> </w:t>
-            </w:r>
-            <w:proofErr w:type="spellStart"/>
-            <w:r>
-              <w:t>báo</w:t>
-            </w:r>
-            <w:proofErr w:type="spellEnd"/>
-            <w:r>
-              <w:t xml:space="preserve"> </w:t>
-            </w:r>
-            <w:proofErr w:type="spellStart"/>
-            <w:r>
-              <w:t>có</w:t>
-            </w:r>
-            <w:proofErr w:type="spellEnd"/>
-            <w:r>
-              <w:t xml:space="preserve"> </w:t>
-            </w:r>
-            <w:proofErr w:type="spellStart"/>
-            <w:r>
-              <w:t>trùng</w:t>
-            </w:r>
-            <w:proofErr w:type="spellEnd"/>
-            <w:r>
-              <w:t xml:space="preserve"> </w:t>
-            </w:r>
-            <w:proofErr w:type="spellStart"/>
-            <w:r>
-              <w:t>lịch</w:t>
-            </w:r>
-            <w:proofErr w:type="spellEnd"/>
-            <w:r>
-              <w:t xml:space="preserve"> </w:t>
-            </w:r>
-            <w:proofErr w:type="spellStart"/>
-            <w:r>
-              <w:t>không</w:t>
-            </w:r>
-            <w:proofErr w:type="spellEnd"/>
-          </w:p>
-          <w:p>
-            <w:r>
-              <w:t>*</w:t>
-            </w:r>
-            <w:proofErr w:type="spellStart"/>
-            <w:r>
-              <w:t>Kế</w:t>
-            </w:r>
-            <w:proofErr w:type="spellEnd"/>
-            <w:r>
-              <w:t xml:space="preserve"> </w:t>
-            </w:r>
-            <w:proofErr w:type="spellStart"/>
-            <w:r>
-              <w:t>toán</w:t>
-            </w:r>
-            <w:proofErr w:type="spellEnd"/>
-          </w:p>
-          <w:p>
-            <w:r>
-              <w:t xml:space="preserve">- </w:t>
-            </w:r>
-            <w:proofErr w:type="spellStart"/>
-            <w:r>
-              <w:t>Lương</w:t>
-            </w:r>
-            <w:proofErr w:type="spellEnd"/>
-            <w:r>
-              <w:t xml:space="preserve"> </w:t>
-            </w:r>
-            <w:proofErr w:type="spellStart"/>
-            <w:r>
-              <w:t>cơ</w:t>
-            </w:r>
-            <w:proofErr w:type="spellEnd"/>
-            <w:r>
-              <w:t xml:space="preserve"> </w:t>
-            </w:r>
-            <w:proofErr w:type="spellStart"/>
-            <w:r>
-              <w:t>bản</w:t>
-            </w:r>
-            <w:proofErr w:type="spellEnd"/>
-            <w:r>
-              <w:t xml:space="preserve"> &amp; </w:t>
-            </w:r>
-            <w:proofErr w:type="spellStart"/>
-            <w:r>
-              <w:t>lịch</w:t>
-            </w:r>
-            <w:proofErr w:type="spellEnd"/>
-            <w:r>
-              <w:t xml:space="preserve"> </w:t>
-            </w:r>
-            <w:proofErr w:type="spellStart"/>
-            <w:r>
-              <w:t>làm</w:t>
-            </w:r>
-            <w:proofErr w:type="spellEnd"/>
-            <w:r>
-              <w:t xml:space="preserve"> </w:t>
-            </w:r>
-            <w:proofErr w:type="spellStart"/>
-            <w:r>
-              <w:t>của</w:t>
-            </w:r>
-            <w:proofErr w:type="spellEnd"/>
-            <w:r>
-              <w:t xml:space="preserve"> HDV</w:t>
-            </w:r>
-          </w:p>
-          <w:p>
-            <w:r>
-              <w:t>*HDV</w:t>
-            </w:r>
-          </w:p>
-          <w:p>
-            <w:r>
-              <w:t xml:space="preserve">- </w:t>
-            </w:r>
-            <w:proofErr w:type="spellStart"/>
-            <w:r>
-              <w:t>Thông</w:t>
-            </w:r>
-            <w:proofErr w:type="spellEnd"/>
-            <w:r>
-              <w:t xml:space="preserve"> </w:t>
-            </w:r>
-            <w:proofErr w:type="spellStart"/>
-            <w:r>
-              <w:t>báo</w:t>
-            </w:r>
-            <w:proofErr w:type="spellEnd"/>
-            <w:r>
-              <w:t xml:space="preserve"> </w:t>
-            </w:r>
-            <w:proofErr w:type="spellStart"/>
-            <w:r>
-              <w:t>phân</w:t>
-            </w:r>
-            <w:proofErr w:type="spellEnd"/>
-            <w:r>
-              <w:t xml:space="preserve"> </w:t>
-            </w:r>
-            <w:proofErr w:type="spellStart"/>
-            <w:r>
-              <w:t>công</w:t>
-            </w:r>
-            <w:proofErr w:type="spellEnd"/>
-          </w:p>
-          <w:p>
-            <w:r>
-              <w:t xml:space="preserve">- </w:t>
-            </w:r>
-            <w:proofErr w:type="spellStart"/>
-            <w:r>
-              <w:t>Thông</w:t>
-            </w:r>
-            <w:proofErr w:type="spellEnd"/>
-            <w:r>
-              <w:t xml:space="preserve"> </w:t>
-            </w:r>
-            <w:proofErr w:type="spellStart"/>
-            <w:r>
-              <w:t>báo</w:t>
-            </w:r>
-            <w:proofErr w:type="spellEnd"/>
-            <w:r>
-              <w:t xml:space="preserve"> </w:t>
-            </w:r>
-            <w:proofErr w:type="spellStart"/>
-            <w:r>
-              <w:t>chỉnh</w:t>
-            </w:r>
-            <w:proofErr w:type="spellEnd"/>
-            <w:r>
-              <w:t xml:space="preserve"> sửa</w:t>
-            </w:r>
-            <w:bookmarkStart w:id="0" w:name="_GoBack"/>
-            <w:bookmarkEnd w:id="0"/>
           </w:p>
         </w:tc>
         <w:tc>
@@ -7108,82 +7035,7 @@
           <w:tcPr>
             <w:tcW w:w="1503" w:type="dxa"/>
           </w:tcPr>
-          <w:p>
-            <w:r>
-              <w:t>*</w:t>
-            </w:r>
-            <w:proofErr w:type="spellStart"/>
-            <w:r>
-              <w:t>Lịch</w:t>
-            </w:r>
-            <w:proofErr w:type="spellEnd"/>
-            <w:r>
-              <w:t xml:space="preserve"> </w:t>
-            </w:r>
-            <w:proofErr w:type="spellStart"/>
-            <w:r>
-              <w:t>trình</w:t>
-            </w:r>
-            <w:proofErr w:type="spellEnd"/>
-          </w:p>
-          <w:p>
-            <w:r>
-              <w:t xml:space="preserve">- </w:t>
-            </w:r>
-            <w:proofErr w:type="spellStart"/>
-            <w:r>
-              <w:t>Cập</w:t>
-            </w:r>
-            <w:proofErr w:type="spellEnd"/>
-            <w:r>
-              <w:t xml:space="preserve"> </w:t>
-            </w:r>
-            <w:proofErr w:type="spellStart"/>
-            <w:r>
-              <w:t>nhật</w:t>
-            </w:r>
-            <w:proofErr w:type="spellEnd"/>
-            <w:r>
-              <w:t xml:space="preserve"> </w:t>
-            </w:r>
-            <w:proofErr w:type="spellStart"/>
-            <w:r>
-              <w:t>dữ</w:t>
-            </w:r>
-            <w:proofErr w:type="spellEnd"/>
-            <w:r>
-              <w:t xml:space="preserve"> </w:t>
-            </w:r>
-            <w:proofErr w:type="spellStart"/>
-            <w:r>
-              <w:t>liệu</w:t>
-            </w:r>
-            <w:proofErr w:type="spellEnd"/>
-            <w:r>
-              <w:t xml:space="preserve"> </w:t>
-            </w:r>
-            <w:proofErr w:type="spellStart"/>
-            <w:r>
-              <w:t>nơi</w:t>
-            </w:r>
-            <w:proofErr w:type="spellEnd"/>
-            <w:r>
-              <w:t xml:space="preserve"> </w:t>
-            </w:r>
-            <w:proofErr w:type="spellStart"/>
-            <w:r>
-              <w:t>dừng</w:t>
-            </w:r>
-            <w:proofErr w:type="spellEnd"/>
-            <w:r>
-              <w:t xml:space="preserve"> </w:t>
-            </w:r>
-            <w:proofErr w:type="spellStart"/>
-            <w:r>
-              <w:t>chân</w:t>
-            </w:r>
-            <w:proofErr w:type="spellEnd"/>
-          </w:p>
+          <w:p/>
         </w:tc>
       </w:tr>
     </w:tbl>
